--- a/docs/Kich-ban-thuyet-trinh-Nhom6.docx
+++ b/docs/Kich-ban-thuyet-trinh-Nhom6.docx
@@ -2456,7 +2456,7 @@
           <w:sz w:val="24"/>
           <w:szCs w:val="24"/>
         </w:rPr>
-        <w:t xml:space="preserve">Giáo trình tr. 257 - 258, 266 - 269 (liên hệ mục III.4). Khoảng 414 âm tiết, nói trong khoảng 2,5 phút.</w:t>
+        <w:t xml:space="preserve">Giáo trình tr. 257 - 258, 266 - 269 (liên hệ mục III.4). Khoảng 420 âm tiết, nói trong khoảng 2,5 phút.</w:t>
       </w:r>
     </w:p>
     <w:p>
@@ -2709,7 +2709,7 @@
           <w:sz w:val="26"/>
           <w:szCs w:val="26"/>
         </w:rPr>
-        <w:t xml:space="preserve">Phần trình bày của nhóm em đến đây là hết. Em cảm ơn thầy và các bạn đã lắng nghe. Mời cả lớp cùng chơi game tổng kết.</w:t>
+        <w:t xml:space="preserve">Phần trình bày của nhóm em đến đây là hết. Em cảm ơn thầy và các bạn đã lắng nghe. Mời cả lớp cùng chơi trò ô chữ tổng kết Ô chữ Tổ ấm.</w:t>
       </w:r>
     </w:p>
     <w:p>
@@ -2726,7 +2726,7 @@
           <w:sz w:val="26"/>
           <w:szCs w:val="26"/>
         </w:rPr>
-        <w:t xml:space="preserve">Slide 29. Game tổng kết</w:t>
+        <w:t xml:space="preserve">Slide 29. Game tổng kết: Ô chữ Tổ ấm</w:t>
       </w:r>
     </w:p>
     <w:p>
@@ -2742,7 +2742,7 @@
           <w:sz w:val="26"/>
           <w:szCs w:val="26"/>
         </w:rPr>
-        <w:t xml:space="preserve">(Quân, Phước, Duy phụ trách game điều khiển phần này.)</w:t>
+        <w:t xml:space="preserve">(Quân, Phước, Duy phụ trách trò ô chữ trên giấy. Slide chỉ hiện poster.)</w:t>
       </w:r>
     </w:p>
     <w:sectPr>
